--- a/cases/people/competition-recap-fall-2024.docx
+++ b/cases/people/competition-recap-fall-2024.docx
@@ -29,7 +29,7 @@
           <w:sz w:val="26"/>
           <w:szCs w:val="26"/>
         </w:rPr>
-        <w:t xml:space="preserve">National Undergraduate Case Championship — Fall 2024</w:t>
+        <w:t xml:space="preserve">Midwest Regional Case Invitational — Fall 2024</w:t>
       </w:r>
     </w:p>
     <w:p>
@@ -119,7 +119,7 @@
                 <w:sz w:val="20"/>
                 <w:szCs w:val="20"/>
               </w:rPr>
-              <w:t xml:space="preserve">November 9, 2024</w:t>
+              <w:t xml:space="preserve">October 5, 2024</w:t>
             </w:r>
           </w:p>
         </w:tc>
@@ -179,7 +179,7 @@
                 <w:sz w:val="20"/>
                 <w:szCs w:val="20"/>
               </w:rPr>
-              <w:t xml:space="preserve">Ross School of Business, Ann Arbor, MI</w:t>
+              <w:t xml:space="preserve">Booth School of Business, Chicago, IL</w:t>
             </w:r>
           </w:p>
         </w:tc>
@@ -239,7 +239,7 @@
                 <w:sz w:val="20"/>
                 <w:szCs w:val="20"/>
               </w:rPr>
-              <w:t xml:space="preserve">20-minute case, 10-minute Q&amp;A, panel of three judges</w:t>
+              <w:t xml:space="preserve">30-minute case, 15-minute Q&amp;A, panel of four judges</w:t>
             </w:r>
           </w:p>
         </w:tc>
@@ -299,7 +299,7 @@
                 <w:sz w:val="20"/>
                 <w:szCs w:val="20"/>
               </w:rPr>
-              <w:t xml:space="preserve">Sofia Reyes, Marcus Tan, Priya Nair, Jordan Webb</w:t>
+              <w:t xml:space="preserve">Amara Diallo, Kevin Park, Tess Whitfield, Rohan Mehta</w:t>
             </w:r>
           </w:p>
         </w:tc>
@@ -359,7 +359,7 @@
                 <w:sz w:val="20"/>
                 <w:szCs w:val="20"/>
               </w:rPr>
-              <w:t xml:space="preserve">14 teams from 11 universities</w:t>
+              <w:t xml:space="preserve">9 teams from 7 universities</w:t>
             </w:r>
           </w:p>
         </w:tc>
@@ -395,7 +395,7 @@
           <w:sz w:val="22"/>
           <w:szCs w:val="22"/>
         </w:rPr>
-        <w:t xml:space="preserve">We placed 2nd overall out of 14 teams, with the highest presentation score in the field. This is the club's best finish at this competition since 2021.</w:t>
+        <w:t xml:space="preserve">We placed 1st overall — the club's first outright win at an invitational since 2019. Scores were close at the top; the judges cited our implementation roadmap as the deciding factor.</w:t>
       </w:r>
     </w:p>
     <w:p>
@@ -569,7 +569,7 @@
                 <w:sz w:val="20"/>
                 <w:szCs w:val="20"/>
               </w:rPr>
-              <w:t xml:space="preserve">2nd of 14</w:t>
+              <w:t xml:space="preserve">1st of 9</w:t>
             </w:r>
           </w:p>
         </w:tc>
@@ -596,7 +596,7 @@
                 <w:sz w:val="20"/>
                 <w:szCs w:val="20"/>
               </w:rPr>
-              <w:t xml:space="preserve">Best since 2021</w:t>
+              <w:t xml:space="preserve">First win since 2019</w:t>
             </w:r>
           </w:p>
         </w:tc>
@@ -626,7 +626,7 @@
                 <w:sz w:val="20"/>
                 <w:szCs w:val="20"/>
               </w:rPr>
-              <w:t xml:space="preserve">Presentation</w:t>
+              <w:t xml:space="preserve">Implementation</w:t>
             </w:r>
           </w:p>
         </w:tc>
@@ -654,7 +654,7 @@
                 <w:sz w:val="20"/>
                 <w:szCs w:val="20"/>
               </w:rPr>
-              <w:t xml:space="preserve">1st of 14</w:t>
+              <w:t xml:space="preserve">1st of 9</w:t>
             </w:r>
           </w:p>
         </w:tc>
@@ -682,7 +682,7 @@
                 <w:sz w:val="20"/>
                 <w:szCs w:val="20"/>
               </w:rPr>
-              <w:t xml:space="preserve">Highest in field</w:t>
+              <w:t xml:space="preserve">Deciding factor per judges</w:t>
             </w:r>
           </w:p>
         </w:tc>
@@ -711,7 +711,7 @@
                 <w:sz w:val="20"/>
                 <w:szCs w:val="20"/>
               </w:rPr>
-              <w:t xml:space="preserve">Analysis</w:t>
+              <w:t xml:space="preserve">Financials</w:t>
             </w:r>
           </w:p>
         </w:tc>
@@ -738,7 +738,7 @@
                 <w:sz w:val="20"/>
                 <w:szCs w:val="20"/>
               </w:rPr>
-              <w:t xml:space="preserve">3rd of 14</w:t>
+              <w:t xml:space="preserve">3rd of 9</w:t>
             </w:r>
           </w:p>
         </w:tc>
@@ -765,7 +765,7 @@
                 <w:sz w:val="20"/>
                 <w:szCs w:val="20"/>
               </w:rPr>
-              <w:t xml:space="preserve">Lost points on market sizing</w:t>
+              <w:t xml:space="preserve">Model was too detailed for the time</w:t>
             </w:r>
           </w:p>
         </w:tc>
@@ -801,7 +801,7 @@
           <w:sz w:val="22"/>
           <w:szCs w:val="22"/>
         </w:rPr>
-        <w:t xml:space="preserve">Four takeaways we're carrying into next semester:</w:t>
+        <w:t xml:space="preserve">Three things we're taking into next semester:</w:t>
       </w:r>
     </w:p>
     <w:p>
@@ -819,7 +819,7 @@
           <w:sz w:val="22"/>
           <w:szCs w:val="22"/>
         </w:rPr>
-        <w:t xml:space="preserve">Structure the opening harder. Our framework was strong but judges noted it took too long to land — the team that beat us opened with a crisp two-sentence diagnosis before any slides.</w:t>
+        <w:t xml:space="preserve">Implementation detail wins close calls. Our recommendation was similar to two other teams', but we had a phased roadmap with owners and timelines. That specificity was what the judges remembered.</w:t>
       </w:r>
     </w:p>
     <w:p>
@@ -837,7 +837,7 @@
           <w:sz w:val="22"/>
           <w:szCs w:val="22"/>
         </w:rPr>
-        <w:t xml:space="preserve">Market sizing needs a source, not just a number. The judges pushed back on our TAM figure because we couldn't cite it in the room. Next time we'll annotate the slide with the source.</w:t>
+        <w:t xml:space="preserve">Don't over-engineer the financial model. Rohan built a thorough three-scenario model, but we only had time to walk through one slide of it. For a 30-minute case, a simpler model you can actually explain beats a complex one you have to skip.</w:t>
       </w:r>
     </w:p>
     <w:p>
@@ -855,7 +855,27 @@
           <w:sz w:val="22"/>
           <w:szCs w:val="22"/>
         </w:rPr>
-        <w:t xml:space="preserve">Q&amp;A is its own skill. Marcus handled a tough financial question well, but we hadn't practiced adversarial Q&amp;A as a team. Worth running a full mock session next prep cycle.</w:t>
+        <w:t xml:space="preserve">Arrive early enough to see the room. We walked into the presentation space for the first time with 90 seconds to spare. Knowing the layout, the screen size, and where the judges sit would have changed how we set up our slides.</w:t>
+      </w:r>
+    </w:p>
+    <w:p>
+      <w:pPr>
+        <w:spacing w:after="80"/>
+      </w:pPr>
+      <w:r>
+        <w:t xml:space="preserve"/>
+      </w:r>
+    </w:p>
+    <w:p>
+      <w:pPr>
+        <w:pStyle w:val="Heading1"/>
+        <w:spacing w:after="120" w:before="280"/>
+      </w:pPr>
+      <w:r>
+        <w:rPr>
+          <w:rFonts w:ascii="Arial" w:cs="Arial" w:eastAsia="Arial" w:hAnsi="Arial"/>
+        </w:rPr>
+        <w:t xml:space="preserve">What we'd do differently</w:t>
       </w:r>
     </w:p>
     <w:p>
@@ -873,27 +893,7 @@
           <w:sz w:val="22"/>
           <w:szCs w:val="22"/>
         </w:rPr>
-        <w:t xml:space="preserve">Prep time allocation matters. We spent 60% of our 20-minute prep on analysis and only 5 minutes on delivery. The winning team later told us they flip that ratio late in prep.</w:t>
-      </w:r>
-    </w:p>
-    <w:p>
-      <w:pPr>
-        <w:spacing w:after="80"/>
-      </w:pPr>
-      <w:r>
-        <w:t xml:space="preserve"/>
-      </w:r>
-    </w:p>
-    <w:p>
-      <w:pPr>
-        <w:pStyle w:val="Heading1"/>
-        <w:spacing w:after="120" w:before="280"/>
-      </w:pPr>
-      <w:r>
-        <w:rPr>
-          <w:rFonts w:ascii="Arial" w:cs="Arial" w:eastAsia="Arial" w:hAnsi="Arial"/>
-        </w:rPr>
-        <w:t xml:space="preserve">What we’d do differently</w:t>
+        <w:t xml:space="preserve">Cap the financial model at two scenarios and spend the saved time on the implementation slide.</w:t>
       </w:r>
     </w:p>
     <w:p>
@@ -911,7 +911,7 @@
           <w:sz w:val="22"/>
           <w:szCs w:val="22"/>
         </w:rPr>
-        <w:t xml:space="preserve">Reserve the last 4 minutes of prep time exclusively for a full run-through with timed transitions.</w:t>
+        <w:t xml:space="preserve">Do a site visit — or at minimum ask the organizers for room specs — before competition day.</w:t>
       </w:r>
     </w:p>
     <w:p>
@@ -929,17 +929,32 @@
           <w:sz w:val="22"/>
           <w:szCs w:val="22"/>
         </w:rPr>
-        <w:t xml:space="preserve">Build a one-page market sizing reference sheet before the competition that we can adapt to any case.</w:t>
-      </w:r>
-    </w:p>
-    <w:p>
-      <w:pPr>
-        <w:pStyle w:val="ListParagraph"/>
-        <w:numPr>
-          <w:ilvl w:val="0"/>
-          <w:numId w:val="2"/>
-        </w:numPr>
-        <w:spacing w:after="60"/>
+        <w:t xml:space="preserve">Assign one person to own the conclusion. Ours was strong but slightly split between Amara and Kevin. A single, rehearsed close would have been cleaner.</w:t>
+      </w:r>
+    </w:p>
+    <w:p>
+      <w:pPr>
+        <w:spacing w:after="80"/>
+      </w:pPr>
+      <w:r>
+        <w:t xml:space="preserve"/>
+      </w:r>
+    </w:p>
+    <w:p>
+      <w:pPr>
+        <w:pStyle w:val="Heading1"/>
+        <w:spacing w:after="120" w:before="280"/>
+      </w:pPr>
+      <w:r>
+        <w:rPr>
+          <w:rFonts w:ascii="Arial" w:cs="Arial" w:eastAsia="Arial" w:hAnsi="Arial"/>
+        </w:rPr>
+        <w:t xml:space="preserve">Thank-yous</w:t>
+      </w:r>
+    </w:p>
+    <w:p>
+      <w:pPr>
+        <w:spacing w:after="120"/>
       </w:pPr>
       <w:r>
         <w:rPr>
@@ -947,40 +962,7 @@
           <w:sz w:val="22"/>
           <w:szCs w:val="22"/>
         </w:rPr>
-        <w:t xml:space="preserve">Add a mock Q&amp;A round to every practice session, with one person playing an adversarial judge.</w:t>
-      </w:r>
-    </w:p>
-    <w:p>
-      <w:pPr>
-        <w:spacing w:after="80"/>
-      </w:pPr>
-      <w:r>
-        <w:t xml:space="preserve"/>
-      </w:r>
-    </w:p>
-    <w:p>
-      <w:pPr>
-        <w:pStyle w:val="Heading1"/>
-        <w:spacing w:after="120" w:before="280"/>
-      </w:pPr>
-      <w:r>
-        <w:rPr>
-          <w:rFonts w:ascii="Arial" w:cs="Arial" w:eastAsia="Arial" w:hAnsi="Arial"/>
-        </w:rPr>
-        <w:t xml:space="preserve">Thank-yous</w:t>
-      </w:r>
-    </w:p>
-    <w:p>
-      <w:pPr>
-        <w:spacing w:after="120"/>
-      </w:pPr>
-      <w:r>
-        <w:rPr>
-          <w:rFonts w:ascii="Arial" w:cs="Arial" w:eastAsia="Arial" w:hAnsi="Arial"/>
-          <w:sz w:val="22"/>
-          <w:szCs w:val="22"/>
-        </w:rPr>
-        <w:t xml:space="preserve">Thank you to Professor Linda Ashworth for the pre-competition coaching session and for reviewing our frameworks the week before. Thank you to David Okafor (McKinsey, Class of 2019) and Rachel Sung (Bain, Class of 2021) for hosting the alumni dinner and sharing their case competition experience. Your prep session on structuring under time pressure directly shaped how we opened our case. Finally, thank you to everyone who came to our practice rounds — the feedback made a real difference.</w:t>
+        <w:t xml:space="preserve">Thank you to Professor James Okafor for running the two weekend prep sessions and for pushing us on implementation specificity — that feedback directly shaped our winning slide. Thank you to Nina Hartley (BCG, Class of 2017) for the case crack session the Thursday before and for connecting us with the Booth organizers. And thank you to the club members who sat in on our practice rounds and asked the hard questions.</w:t>
       </w:r>
     </w:p>
     <w:p>
